--- a/public/templates/babeskopien-politika.docx
+++ b/public/templates/babeskopien-politika.docx
@@ -2,13 +2,13 @@
 <file path=word/document.xml><?xml version="1.0" encoding="utf-8"?>
 <w:document xmlns:w="http://schemas.openxmlformats.org/wordprocessingml/2006/main" xmlns:m="http://schemas.openxmlformats.org/officeDocument/2006/math" xmlns:r="http://schemas.openxmlformats.org/officeDocument/2006/relationships" xmlns:o="urn:schemas-microsoft-com:office:office" xmlns:v="urn:schemas-microsoft-com:vml" xmlns:w10="urn:schemas-microsoft-com:office:word" xmlns:a="http://schemas.openxmlformats.org/drawingml/2006/main" xmlns:pic="http://schemas.openxmlformats.org/drawingml/2006/picture" xmlns:wp="http://schemas.openxmlformats.org/drawingml/2006/wordprocessingDrawing">
   <w:body>
-    <w:bookmarkStart w:id="26" w:name="babeskopien-politika-schoolname"/>
+    <w:bookmarkStart w:id="26" w:name="babeskopien-politika-_______________"/>
     <w:p>
       <w:pPr>
         <w:pStyle w:val="Heading1"/>
       </w:pPr>
       <w:r>
-        <w:t xml:space="preserve">Babeskopien politika — {{schoolName}}</w:t>
+        <w:t xml:space="preserve">Babeskopien politika — _______________</w:t>
       </w:r>
     </w:p>
     <w:p>
@@ -16,13 +16,31 @@
         <w:pStyle w:val="FirstParagraph"/>
       </w:pPr>
       <w:r>
-        <w:t xml:space="preserve">Data: {{backupPolicyDate}}</w:t>
-      </w:r>
-      <w:r>
-        <w:t xml:space="preserve"> </w:t>
-      </w:r>
-      <w:r>
-        <w:t xml:space="preserve">Dokumentu-erreferentzia: ZIK-BAB-{{schoolCode}}</w:t>
+        <w:t xml:space="preserve">Data: ______</w:t>
+      </w:r>
+      <w:r>
+        <w:br/>
+      </w:r>
+      <w:r>
+        <w:rPr>
+          <w:bCs/>
+          <w:b/>
+          <w:bCs/>
+          <w:b/>
+          <w:bCs/>
+          <w:b/>
+          <w:bCs/>
+          <w:b/>
+          <w:bCs/>
+          <w:b/>
+          <w:bCs/>
+          <w:b/>
+          <w:bCs/>
+          <w:b/>
+          <w:iCs/>
+          <w:i/>
+        </w:rPr>
+        <w:t xml:space="preserve">Dokumentu-erreferentzia: ZIK-BAB-</w:t>
       </w:r>
     </w:p>
     <w:p>
@@ -83,7 +101,7 @@
         <w:pStyle w:val="FirstParagraph"/>
       </w:pPr>
       <w:r>
-        <w:t xml:space="preserve">Ikastetxeko zerbitzari guztiak birtualizatuta daude ({{virtualizationPlatform}}).</w:t>
+        <w:t xml:space="preserve">Ikastetxeko zerbitzari guztiak birtualizatuta daude (___________________________).</w:t>
       </w:r>
       <w:r>
         <w:t xml:space="preserve"> </w:t>
@@ -120,7 +138,7 @@
         <w:t xml:space="preserve">Babeskopia-sistema</w:t>
       </w:r>
       <w:r>
-        <w:t xml:space="preserve">: {{backupSolution}}</w:t>
+        <w:t xml:space="preserve">: ___________________</w:t>
       </w:r>
     </w:p>
     <w:p>
@@ -269,19 +287,19 @@
               <w:jc w:val="left"/>
             </w:pPr>
             <w:r>
-              <w:t xml:space="preserve">{{primaryStorage}}</w:t>
-            </w:r>
-          </w:p>
-        </w:tc>
-        <w:tc>
-          <w:tcPr/>
-          <w:p>
-            <w:pPr>
-              <w:pStyle w:val="Compact"/>
-              <w:jc w:val="left"/>
-            </w:pPr>
-            <w:r>
-              <w:t xml:space="preserve">{{primaryLocation}}</w:t>
+              <w:t xml:space="preserve">___________________</w:t>
+            </w:r>
+          </w:p>
+        </w:tc>
+        <w:tc>
+          <w:tcPr/>
+          <w:p>
+            <w:pPr>
+              <w:pStyle w:val="Compact"/>
+              <w:jc w:val="left"/>
+            </w:pPr>
+            <w:r>
+              <w:t xml:space="preserve">____________________</w:t>
             </w:r>
           </w:p>
         </w:tc>
@@ -307,19 +325,19 @@
               <w:jc w:val="left"/>
             </w:pPr>
             <w:r>
-              <w:t xml:space="preserve">{{secondaryStorage}}</w:t>
-            </w:r>
-          </w:p>
-        </w:tc>
-        <w:tc>
-          <w:tcPr/>
-          <w:p>
-            <w:pPr>
-              <w:pStyle w:val="Compact"/>
-              <w:jc w:val="left"/>
-            </w:pPr>
-            <w:r>
-              <w:t xml:space="preserve">{{secondaryLocation}}</w:t>
+              <w:t xml:space="preserve">_____________________</w:t>
+            </w:r>
+          </w:p>
+        </w:tc>
+        <w:tc>
+          <w:tcPr/>
+          <w:p>
+            <w:pPr>
+              <w:pStyle w:val="Compact"/>
+              <w:jc w:val="left"/>
+            </w:pPr>
+            <w:r>
+              <w:t xml:space="preserve">______________________</w:t>
             </w:r>
           </w:p>
         </w:tc>
@@ -345,19 +363,19 @@
               <w:jc w:val="left"/>
             </w:pPr>
             <w:r>
-              <w:t xml:space="preserve">{{offsiteStorage}}</w:t>
-            </w:r>
-          </w:p>
-        </w:tc>
-        <w:tc>
-          <w:tcPr/>
-          <w:p>
-            <w:pPr>
-              <w:pStyle w:val="Compact"/>
-              <w:jc w:val="left"/>
-            </w:pPr>
-            <w:r>
-              <w:t xml:space="preserve">{{offsiteLocation}}</w:t>
+              <w:t xml:space="preserve">___________________</w:t>
+            </w:r>
+          </w:p>
+        </w:tc>
+        <w:tc>
+          <w:tcPr/>
+          <w:p>
+            <w:pPr>
+              <w:pStyle w:val="Compact"/>
+              <w:jc w:val="left"/>
+            </w:pPr>
+            <w:r>
+              <w:t xml:space="preserve">____________________</w:t>
             </w:r>
           </w:p>
         </w:tc>
@@ -396,7 +414,7 @@
         <w:t xml:space="preserve">Maiztasuna</w:t>
       </w:r>
       <w:r>
-        <w:t xml:space="preserve">: {{backupFrequency}} (gomendatua: egunero, gauez).</w:t>
+        <w:t xml:space="preserve">: ____________________ (gomendatua: egunero, gauez).</w:t>
       </w:r>
     </w:p>
     <w:p>
@@ -415,7 +433,7 @@
         <w:t xml:space="preserve">Atxikipena</w:t>
       </w:r>
       <w:r>
-        <w:t xml:space="preserve">: {{retentionDays}} eguneko atxikipena.</w:t>
+        <w:t xml:space="preserve">: __________________ eguneko atxikipena.</w:t>
       </w:r>
       <w:r>
         <w:t xml:space="preserve"> </w:t>
@@ -457,7 +475,7 @@
         <w:t xml:space="preserve">Arduraduna</w:t>
       </w:r>
       <w:r>
-        <w:t xml:space="preserve">: {{restoreTestOwner}}</w:t>
+        <w:t xml:space="preserve">: _____________________</w:t>
       </w:r>
     </w:p>
     <w:p>
@@ -476,7 +494,7 @@
         <w:t xml:space="preserve">Maiztasuna</w:t>
       </w:r>
       <w:r>
-        <w:t xml:space="preserve">: {{restoreTestFrequency}} (gomendatua: hilero)</w:t>
+        <w:t xml:space="preserve">: _________________________ (gomendatua: hilero)</w:t>
       </w:r>
     </w:p>
     <w:tbl>
@@ -699,7 +717,7 @@
               <w:jc w:val="left"/>
             </w:pPr>
             <w:r>
-              <w:t xml:space="preserve">{{backupOwner}}</w:t>
+              <w:t xml:space="preserve">________________</w:t>
             </w:r>
           </w:p>
         </w:tc>
@@ -725,7 +743,7 @@
               <w:jc w:val="left"/>
             </w:pPr>
             <w:r>
-              <w:t xml:space="preserve">{{itContactBackup}}</w:t>
+              <w:t xml:space="preserve">____________________</w:t>
             </w:r>
           </w:p>
         </w:tc>
@@ -766,13 +784,13 @@
         <w:pStyle w:val="BodyText"/>
       </w:pPr>
       <w:r>
-        <w:t xml:space="preserve">Azken berrikuspena: {{backupPolicyDate}}</w:t>
+        <w:t xml:space="preserve">Azken berrikuspena: _____________________</w:t>
       </w:r>
       <w:r>
         <w:br/>
       </w:r>
       <w:r>
-        <w:t xml:space="preserve">Hurrengo berrikuspena: {{nextBackupReviewDate}}</w:t>
+        <w:t xml:space="preserve">Hurrengo berrikuspena: _________________________</w:t>
       </w:r>
     </w:p>
     <w:p>
@@ -1013,7 +1031,7 @@
         <w:rFonts w:asciiTheme="minorHAnsi" w:cstheme="minorBidi" w:eastAsiaTheme="minorHAnsi" w:hAnsiTheme="minorHAnsi"/>
         <w:sz w:val="24"/>
         <w:szCs w:val="24"/>
-        <w:lang w:bidi="ar-SA" w:eastAsia="en-US" w:val="eu"/>
+        <w:lang w:bidi="ar-SA" w:eastAsia="en-US" w:val="en-US"/>
       </w:rPr>
     </w:rPrDefault>
     <w:pPrDefault>
